--- a/assets/scripts/organization-rotation-and-performance-management.docx
+++ b/assets/scripts/organization-rotation-and-performance-management.docx
@@ -142,23 +142,7 @@
         <w:jc w:val="both"/>
       </w:pPr>
       <w:r>
-        <w:t xml:space="preserve">At the top of this structure is the Chief Economist, who also serves as the Head of the Monetary Policy Department. The Chief Economist is responsible for making sure </w:t>
-      </w:r>
-      <w:proofErr w:type="gramStart"/>
-      <w:r>
-        <w:t>all of</w:t>
-      </w:r>
-      <w:proofErr w:type="gramEnd"/>
-      <w:r>
-        <w:t xml:space="preserve"> the central bank’s analytical resources—people, models, data, and time—are used efficiently to support the FPAS Mark II process. This person leads the main projects and processes in the department, and on a </w:t>
-      </w:r>
-      <w:proofErr w:type="gramStart"/>
-      <w:r>
-        <w:t>rotating basis coordinates</w:t>
-      </w:r>
-      <w:proofErr w:type="gramEnd"/>
-      <w:r>
-        <w:t xml:space="preserve"> and leads one of the quarterly projection rounds. The Chief Economist is also a key bridge between the Board and the staff, giving direction to the rest of the leadership team, including the Director of Operations and group managers, on both analytical and human-capital matters. To succeed in this role, the Chief Economist needs not only unquestionable macroeconomic expertise and a deep understanding of monetary policy, but also the ability to manage, lead, and inspire people every day.</w:t>
+        <w:t>At the top of this structure is the Chief Economist, who also serves as the Head of the Monetary Policy Department. The Chief Economist is responsible for making sure all of the central bank’s analytical resources—people, models, data, and time—are used efficiently to support the FPAS Mark II process. This person leads the main projects and processes in the department, and on a rotating basis coordinates and leads one of the quarterly projection rounds. The Chief Economist is also a key bridge between the Board and the staff, giving direction to the rest of the leadership team, including the Director of Operations and group managers, on both analytical and human-capital matters. To succeed in this role, the Chief Economist needs not only unquestionable macroeconomic expertise and a deep understanding of monetary policy, but also the ability to manage, lead, and inspire people every day.</w:t>
       </w:r>
     </w:p>
     <w:p>
@@ -194,15 +178,7 @@
       </w:r>
       <w:proofErr w:type="spellEnd"/>
       <w:r>
-        <w:t xml:space="preserve">, or Julia. Underlying all of this is the most important trait: critical thinking. FPAS Mark II macroeconomists cannot simply accept that “the model says </w:t>
-      </w:r>
-      <w:proofErr w:type="gramStart"/>
-      <w:r>
-        <w:t>X,</w:t>
-      </w:r>
-      <w:proofErr w:type="gramEnd"/>
-      <w:r>
-        <w:t xml:space="preserve"> therefore it must be true,” or that a finding is correct just because famous economists have written about it. They must develop and defend their own views through rigorous reasoning and empirical analysis.</w:t>
+        <w:t>, or Julia. Underlying all of this is the most important trait: critical thinking. FPAS Mark II macroeconomists cannot simply accept that “the model says X, therefore it must be true,” or that a finding is correct just because famous economists have written about it. They must develop and defend their own views through rigorous reasoning and empirical analysis.</w:t>
       </w:r>
     </w:p>
     <w:p>
@@ -238,15 +214,7 @@
       </w:r>
       <w:proofErr w:type="spellEnd"/>
       <w:r>
-        <w:t xml:space="preserve"> meeting through to decision day, helping to translate the Board’s concerns, ideas, and views into clear, structured one-page narratives that capture their understanding of the economy, the main drivers, and possible policy responses. These one-pagers are drafted in both the native language and English where </w:t>
-      </w:r>
-      <w:proofErr w:type="gramStart"/>
-      <w:r>
-        <w:t>relevant, and</w:t>
-      </w:r>
-      <w:proofErr w:type="gramEnd"/>
-      <w:r>
-        <w:t xml:space="preserve"> then submitted to the Chief Economist and the rest of the projection team, ensuring that the Board’s perspectives are properly integrated into the scenarios and policy discussions.</w:t>
+        <w:t xml:space="preserve"> meeting through to decision day, helping to translate the Board’s concerns, ideas, and views into clear, structured one-page narratives that capture their understanding of the economy, the main drivers, and possible policy responses. These one-pagers are drafted in both the native language and English where relevant, and then submitted to the Chief Economist and the rest of the projection team, ensuring that the Board’s perspectives are properly integrated into the scenarios and policy discussions.</w:t>
       </w:r>
     </w:p>
     <w:p>
@@ -274,25 +242,136 @@
         <w:jc w:val="both"/>
       </w:pPr>
       <w:r>
-        <w:t xml:space="preserve">This is the essence of how FPAS Mark II envisions a modern Monetary Policy Department: with clearly defined, complementary roles; strong leadership; deep technical capacity; and a culture built on learning, critical thinking, and teamwork. Thank you for watching, and I hope this gives you a clearer picture of how </w:t>
-      </w:r>
-      <w:proofErr w:type="gramStart"/>
-      <w:r>
-        <w:t>all of</w:t>
-      </w:r>
-      <w:proofErr w:type="gramEnd"/>
-      <w:r>
-        <w:t xml:space="preserve"> these roles come together to support effective monetary policy.</w:t>
-      </w:r>
+        <w:t>This is the essence of how FPAS Mark II envisions a modern Monetary Policy Department: with clearly defined, complementary roles; strong leadership; deep technical capacity; and a culture built on learning, critical thinking, and teamwork. Thank you for watching, and I hope this gives you a clearer picture of how all of these roles come together to support effective monetary policy.</w:t>
+      </w:r>
+    </w:p>
+    <w:p>
+      <w:pPr>
+        <w:jc w:val="both"/>
+      </w:pPr>
+    </w:p>
+    <w:p>
+      <w:pPr>
+        <w:rPr>
+          <w:b/>
+          <w:bCs/>
+        </w:rPr>
+      </w:pPr>
+      <w:r>
+        <w:rPr>
+          <w:b/>
+          <w:bCs/>
+        </w:rPr>
+        <w:t>Literature &amp; Further Reading</w:t>
+      </w:r>
+    </w:p>
+    <w:p>
+      <w:pPr>
+        <w:numPr>
+          <w:ilvl w:val="0"/>
+          <w:numId w:val="4"/>
+        </w:numPr>
+        <w:jc w:val="both"/>
+      </w:pPr>
+      <w:hyperlink r:id="rId7" w:tgtFrame="_blank" w:history="1">
+        <w:r>
+          <w:rPr>
+            <w:rStyle w:val="Hyperlink"/>
+            <w:lang w:val="de-CH"/>
+          </w:rPr>
+          <w:t>Archer, D., Galstyan, M., &amp; Laxton, D. (2022). </w:t>
+        </w:r>
+        <w:r>
+          <w:rPr>
+            <w:rStyle w:val="Hyperlink"/>
+            <w:i/>
+            <w:iCs/>
+          </w:rPr>
+          <w:t>FPAS Mark II: Avoiding Dark Corners and Eliminating the Folly in Baselines and Local Approximations.</w:t>
+        </w:r>
+        <w:r>
+          <w:rPr>
+            <w:rStyle w:val="Hyperlink"/>
+          </w:rPr>
+          <w:t> Central Bank of Armenia Working Paper 2022/03.</w:t>
+        </w:r>
+      </w:hyperlink>
+    </w:p>
+    <w:p>
+      <w:pPr>
+        <w:numPr>
+          <w:ilvl w:val="0"/>
+          <w:numId w:val="4"/>
+        </w:numPr>
+        <w:jc w:val="both"/>
+      </w:pPr>
+      <w:hyperlink r:id="rId8" w:tgtFrame="_blank" w:history="1">
+        <w:r>
+          <w:rPr>
+            <w:rStyle w:val="Hyperlink"/>
+          </w:rPr>
+          <w:t>Laxton, D., Galstyan, M., &amp; Avagyan, V. (eds.) (2025). </w:t>
+        </w:r>
+        <w:r>
+          <w:rPr>
+            <w:rStyle w:val="Hyperlink"/>
+            <w:i/>
+            <w:iCs/>
+          </w:rPr>
+          <w:t>The Prudent Risk Management Approach to Monetary Policy.</w:t>
+        </w:r>
+        <w:r>
+          <w:rPr>
+            <w:rStyle w:val="Hyperlink"/>
+          </w:rPr>
+          <w:t> Central Bank of Armenia.</w:t>
+        </w:r>
+      </w:hyperlink>
+    </w:p>
+    <w:p>
+      <w:pPr>
+        <w:numPr>
+          <w:ilvl w:val="0"/>
+          <w:numId w:val="4"/>
+        </w:numPr>
+        <w:jc w:val="both"/>
+      </w:pPr>
+      <w:hyperlink r:id="rId9" w:tgtFrame="_blank" w:history="1">
+        <w:r>
+          <w:rPr>
+            <w:rStyle w:val="Hyperlink"/>
+          </w:rPr>
+          <w:t>Kostanyan, A., Laxton, D., &amp; Romero, J. V. (2022). </w:t>
+        </w:r>
+        <w:r>
+          <w:rPr>
+            <w:rStyle w:val="Hyperlink"/>
+            <w:i/>
+            <w:iCs/>
+          </w:rPr>
+          <w:t>FPAS Mark I: Central Bank Transparency and Credibility Measures.</w:t>
+        </w:r>
+        <w:r>
+          <w:rPr>
+            <w:rStyle w:val="Hyperlink"/>
+          </w:rPr>
+          <w:t> CBA Working Paper 2022/05. October 31, 2022.</w:t>
+        </w:r>
+      </w:hyperlink>
+    </w:p>
+    <w:p>
+      <w:pPr>
+        <w:jc w:val="both"/>
+      </w:pPr>
     </w:p>
     <w:p/>
     <w:sectPr>
-      <w:headerReference w:type="even" r:id="rId7"/>
-      <w:headerReference w:type="default" r:id="rId8"/>
-      <w:footerReference w:type="even" r:id="rId9"/>
-      <w:footerReference w:type="default" r:id="rId10"/>
-      <w:headerReference w:type="first" r:id="rId11"/>
-      <w:footerReference w:type="first" r:id="rId12"/>
+      <w:headerReference w:type="even" r:id="rId10"/>
+      <w:headerReference w:type="default" r:id="rId11"/>
+      <w:footerReference w:type="even" r:id="rId12"/>
+      <w:footerReference w:type="default" r:id="rId13"/>
+      <w:headerReference w:type="first" r:id="rId14"/>
+      <w:footerReference w:type="first" r:id="rId15"/>
       <w:pgSz w:w="11906" w:h="16838"/>
       <w:pgMar w:top="1440" w:right="1440" w:bottom="1440" w:left="1440" w:header="709" w:footer="708" w:gutter="0"/>
       <w:cols w:space="708"/>
@@ -679,6 +758,155 @@
 <file path=word/numbering.xml><?xml version="1.0" encoding="utf-8"?>
 <w:numbering xmlns:wpc="http://schemas.microsoft.com/office/word/2010/wordprocessingCanvas" xmlns:cx="http://schemas.microsoft.com/office/drawing/2014/chartex" xmlns:cx1="http://schemas.microsoft.com/office/drawing/2015/9/8/chartex" xmlns:cx2="http://schemas.microsoft.com/office/drawing/2015/10/21/chartex" xmlns:cx3="http://schemas.microsoft.com/office/drawing/2016/5/9/chartex" xmlns:cx4="http://schemas.microsoft.com/office/drawing/2016/5/10/chartex" xmlns:cx5="http://schemas.microsoft.com/office/drawing/2016/5/11/chartex" xmlns:cx6="http://schemas.microsoft.com/office/drawing/2016/5/12/chartex" xmlns:cx7="http://schemas.microsoft.com/office/drawing/2016/5/13/chartex" xmlns:cx8="http://schemas.microsoft.com/office/drawing/2016/5/14/chartex" xmlns:mc="http://schemas.openxmlformats.org/markup-compatibility/2006" xmlns:aink="http://schemas.microsoft.com/office/drawing/2016/ink" xmlns:am3d="http://schemas.microsoft.com/office/drawing/2017/model3d" xmlns:o="urn:schemas-microsoft-com:office:office" xmlns:oel="http://schemas.microsoft.com/office/2019/extlst" xmlns:r="http://schemas.openxmlformats.org/officeDocument/2006/relationships" xmlns:m="http://schemas.openxmlformats.org/officeDocument/2006/math" xmlns:v="urn:schemas-microsoft-com:vml" xmlns:wp14="http://schemas.microsoft.com/office/word/2010/wordprocessingDrawing" xmlns:wp="http://schemas.openxmlformats.org/drawingml/2006/wordprocessingDrawing" xmlns:w10="urn:schemas-microsoft-com:office:word" xmlns:w="http://schemas.openxmlformats.org/wordprocessingml/2006/main" xmlns:w14="http://schemas.microsoft.com/office/word/2010/wordml" xmlns:w15="http://schemas.microsoft.com/office/word/2012/wordml" xmlns:w16cex="http://schemas.microsoft.com/office/word/2018/wordml/cex" xmlns:w16cid="http://schemas.microsoft.com/office/word/2016/wordml/cid" xmlns:w16="http://schemas.microsoft.com/office/word/2018/wordml" xmlns:w16du="http://schemas.microsoft.com/office/word/2023/wordml/word16du" xmlns:w16sdtdh="http://schemas.microsoft.com/office/word/2020/wordml/sdtdatahash" xmlns:w16sdtfl="http://schemas.microsoft.com/office/word/2024/wordml/sdtformatlock" xmlns:w16se="http://schemas.microsoft.com/office/word/2015/wordml/symex" xmlns:wpg="http://schemas.microsoft.com/office/word/2010/wordprocessingGroup" xmlns:wpi="http://schemas.microsoft.com/office/word/2010/wordprocessingInk" xmlns:wne="http://schemas.microsoft.com/office/word/2006/wordml" xmlns:wps="http://schemas.microsoft.com/office/word/2010/wordprocessingShape" mc:Ignorable="w14 w15 w16se w16cid w16 w16cex w16sdtdh w16sdtfl w16du wp14">
   <w:abstractNum w:abstractNumId="0" w15:restartNumberingAfterBreak="0">
+    <w:nsid w:val="047C38DE"/>
+    <w:multiLevelType w:val="multilevel"/>
+    <w:tmpl w:val="AC663E2A"/>
+    <w:lvl w:ilvl="0">
+      <w:start w:val="1"/>
+      <w:numFmt w:val="bullet"/>
+      <w:lvlText w:val=""/>
+      <w:lvlJc w:val="left"/>
+      <w:pPr>
+        <w:tabs>
+          <w:tab w:val="num" w:pos="720"/>
+        </w:tabs>
+        <w:ind w:left="720" w:hanging="360"/>
+      </w:pPr>
+      <w:rPr>
+        <w:rFonts w:ascii="Symbol" w:hAnsi="Symbol" w:hint="default"/>
+        <w:sz w:val="20"/>
+      </w:rPr>
+    </w:lvl>
+    <w:lvl w:ilvl="1" w:tentative="1">
+      <w:start w:val="1"/>
+      <w:numFmt w:val="bullet"/>
+      <w:lvlText w:val="o"/>
+      <w:lvlJc w:val="left"/>
+      <w:pPr>
+        <w:tabs>
+          <w:tab w:val="num" w:pos="1440"/>
+        </w:tabs>
+        <w:ind w:left="1440" w:hanging="360"/>
+      </w:pPr>
+      <w:rPr>
+        <w:rFonts w:ascii="Courier New" w:hAnsi="Courier New" w:hint="default"/>
+        <w:sz w:val="20"/>
+      </w:rPr>
+    </w:lvl>
+    <w:lvl w:ilvl="2" w:tentative="1">
+      <w:start w:val="1"/>
+      <w:numFmt w:val="bullet"/>
+      <w:lvlText w:val=""/>
+      <w:lvlJc w:val="left"/>
+      <w:pPr>
+        <w:tabs>
+          <w:tab w:val="num" w:pos="2160"/>
+        </w:tabs>
+        <w:ind w:left="2160" w:hanging="360"/>
+      </w:pPr>
+      <w:rPr>
+        <w:rFonts w:ascii="Wingdings" w:hAnsi="Wingdings" w:hint="default"/>
+        <w:sz w:val="20"/>
+      </w:rPr>
+    </w:lvl>
+    <w:lvl w:ilvl="3" w:tentative="1">
+      <w:start w:val="1"/>
+      <w:numFmt w:val="bullet"/>
+      <w:lvlText w:val=""/>
+      <w:lvlJc w:val="left"/>
+      <w:pPr>
+        <w:tabs>
+          <w:tab w:val="num" w:pos="2880"/>
+        </w:tabs>
+        <w:ind w:left="2880" w:hanging="360"/>
+      </w:pPr>
+      <w:rPr>
+        <w:rFonts w:ascii="Wingdings" w:hAnsi="Wingdings" w:hint="default"/>
+        <w:sz w:val="20"/>
+      </w:rPr>
+    </w:lvl>
+    <w:lvl w:ilvl="4" w:tentative="1">
+      <w:start w:val="1"/>
+      <w:numFmt w:val="bullet"/>
+      <w:lvlText w:val=""/>
+      <w:lvlJc w:val="left"/>
+      <w:pPr>
+        <w:tabs>
+          <w:tab w:val="num" w:pos="3600"/>
+        </w:tabs>
+        <w:ind w:left="3600" w:hanging="360"/>
+      </w:pPr>
+      <w:rPr>
+        <w:rFonts w:ascii="Wingdings" w:hAnsi="Wingdings" w:hint="default"/>
+        <w:sz w:val="20"/>
+      </w:rPr>
+    </w:lvl>
+    <w:lvl w:ilvl="5" w:tentative="1">
+      <w:start w:val="1"/>
+      <w:numFmt w:val="bullet"/>
+      <w:lvlText w:val=""/>
+      <w:lvlJc w:val="left"/>
+      <w:pPr>
+        <w:tabs>
+          <w:tab w:val="num" w:pos="4320"/>
+        </w:tabs>
+        <w:ind w:left="4320" w:hanging="360"/>
+      </w:pPr>
+      <w:rPr>
+        <w:rFonts w:ascii="Wingdings" w:hAnsi="Wingdings" w:hint="default"/>
+        <w:sz w:val="20"/>
+      </w:rPr>
+    </w:lvl>
+    <w:lvl w:ilvl="6" w:tentative="1">
+      <w:start w:val="1"/>
+      <w:numFmt w:val="bullet"/>
+      <w:lvlText w:val=""/>
+      <w:lvlJc w:val="left"/>
+      <w:pPr>
+        <w:tabs>
+          <w:tab w:val="num" w:pos="5040"/>
+        </w:tabs>
+        <w:ind w:left="5040" w:hanging="360"/>
+      </w:pPr>
+      <w:rPr>
+        <w:rFonts w:ascii="Wingdings" w:hAnsi="Wingdings" w:hint="default"/>
+        <w:sz w:val="20"/>
+      </w:rPr>
+    </w:lvl>
+    <w:lvl w:ilvl="7" w:tentative="1">
+      <w:start w:val="1"/>
+      <w:numFmt w:val="bullet"/>
+      <w:lvlText w:val=""/>
+      <w:lvlJc w:val="left"/>
+      <w:pPr>
+        <w:tabs>
+          <w:tab w:val="num" w:pos="5760"/>
+        </w:tabs>
+        <w:ind w:left="5760" w:hanging="360"/>
+      </w:pPr>
+      <w:rPr>
+        <w:rFonts w:ascii="Wingdings" w:hAnsi="Wingdings" w:hint="default"/>
+        <w:sz w:val="20"/>
+      </w:rPr>
+    </w:lvl>
+    <w:lvl w:ilvl="8" w:tentative="1">
+      <w:start w:val="1"/>
+      <w:numFmt w:val="bullet"/>
+      <w:lvlText w:val=""/>
+      <w:lvlJc w:val="left"/>
+      <w:pPr>
+        <w:tabs>
+          <w:tab w:val="num" w:pos="6480"/>
+        </w:tabs>
+        <w:ind w:left="6480" w:hanging="360"/>
+      </w:pPr>
+      <w:rPr>
+        <w:rFonts w:ascii="Wingdings" w:hAnsi="Wingdings" w:hint="default"/>
+        <w:sz w:val="20"/>
+      </w:rPr>
+    </w:lvl>
+  </w:abstractNum>
+  <w:abstractNum w:abstractNumId="1" w15:restartNumberingAfterBreak="0">
     <w:nsid w:val="29BE19FE"/>
     <w:multiLevelType w:val="multilevel"/>
     <w:tmpl w:val="9AC4FF30"/>
@@ -827,7 +1055,7 @@
       </w:rPr>
     </w:lvl>
   </w:abstractNum>
-  <w:abstractNum w:abstractNumId="1" w15:restartNumberingAfterBreak="0">
+  <w:abstractNum w:abstractNumId="2" w15:restartNumberingAfterBreak="0">
     <w:nsid w:val="7A463008"/>
     <w:multiLevelType w:val="multilevel"/>
     <w:tmpl w:val="A4B2E7DE"/>
@@ -976,7 +1204,7 @@
       </w:rPr>
     </w:lvl>
   </w:abstractNum>
-  <w:abstractNum w:abstractNumId="2" w15:restartNumberingAfterBreak="0">
+  <w:abstractNum w:abstractNumId="3" w15:restartNumberingAfterBreak="0">
     <w:nsid w:val="7B412D5B"/>
     <w:multiLevelType w:val="multilevel"/>
     <w:tmpl w:val="727A4464"/>
@@ -1090,13 +1318,16 @@
     </w:lvl>
   </w:abstractNum>
   <w:num w:numId="1" w16cid:durableId="756826114">
-    <w:abstractNumId w:val="0"/>
+    <w:abstractNumId w:val="1"/>
   </w:num>
   <w:num w:numId="2" w16cid:durableId="1737051266">
-    <w:abstractNumId w:val="1"/>
+    <w:abstractNumId w:val="2"/>
   </w:num>
   <w:num w:numId="3" w16cid:durableId="2108572021">
-    <w:abstractNumId w:val="2"/>
+    <w:abstractNumId w:val="3"/>
+  </w:num>
+  <w:num w:numId="4" w16cid:durableId="646741524">
+    <w:abstractNumId w:val="0"/>
   </w:num>
 </w:numbering>
 </file>

--- a/assets/scripts/organization-rotation-and-performance-management.docx
+++ b/assets/scripts/organization-rotation-and-performance-management.docx
@@ -41,12 +41,14 @@
         <w:rPr>
           <w:b/>
           <w:bCs/>
-        </w:rPr>
-      </w:pPr>
-      <w:r>
-        <w:rPr>
-          <w:b/>
-          <w:bCs/>
+          <w:color w:val="000000" w:themeColor="text1"/>
+        </w:rPr>
+      </w:pPr>
+      <w:r>
+        <w:rPr>
+          <w:b/>
+          <w:bCs/>
+          <w:color w:val="000000" w:themeColor="text1"/>
         </w:rPr>
         <w:t>Susanna Grigoryan</w:t>
       </w:r>
@@ -56,12 +58,14 @@
         <w:rPr>
           <w:b/>
           <w:bCs/>
-        </w:rPr>
-      </w:pPr>
-      <w:r>
-        <w:rPr>
-          <w:b/>
-          <w:bCs/>
+          <w:color w:val="000000" w:themeColor="text1"/>
+        </w:rPr>
+      </w:pPr>
+      <w:r>
+        <w:rPr>
+          <w:b/>
+          <w:bCs/>
+          <w:color w:val="000000" w:themeColor="text1"/>
         </w:rPr>
         <w:t>Recent Staff Member, Monetary Policy Department, Central Bank of Armenia</w:t>
       </w:r>
@@ -71,12 +75,14 @@
         <w:rPr>
           <w:b/>
           <w:bCs/>
-        </w:rPr>
-      </w:pPr>
-      <w:r>
-        <w:rPr>
-          <w:b/>
-          <w:bCs/>
+          <w:color w:val="000000" w:themeColor="text1"/>
+        </w:rPr>
+      </w:pPr>
+      <w:r>
+        <w:rPr>
+          <w:b/>
+          <w:bCs/>
+          <w:color w:val="000000" w:themeColor="text1"/>
         </w:rPr>
         <w:t>Student, Global Forecasting School</w:t>
       </w:r>
@@ -86,181 +92,467 @@
         <w:rPr>
           <w:b/>
           <w:bCs/>
-        </w:rPr>
-      </w:pPr>
-      <w:r>
-        <w:rPr>
-          <w:b/>
-          <w:bCs/>
-        </w:rPr>
-        <w:t xml:space="preserve">November </w:t>
-      </w:r>
-      <w:r>
-        <w:rPr>
-          <w:b/>
-          <w:bCs/>
-        </w:rPr>
-        <w:t>2025</w:t>
-      </w:r>
-    </w:p>
-    <w:p/>
-    <w:p>
-      <w:pPr>
-        <w:jc w:val="both"/>
-      </w:pPr>
-      <w:r>
-        <w:t xml:space="preserve">Hello everyone, I’m </w:t>
-      </w:r>
-      <w:r>
-        <w:rPr>
-          <w:b/>
-          <w:bCs/>
-        </w:rPr>
-        <w:t>Susanna Grigoryan</w:t>
-      </w:r>
-      <w:r>
-        <w:t xml:space="preserve">, an economist at the </w:t>
-      </w:r>
-      <w:r>
-        <w:rPr>
-          <w:b/>
-          <w:bCs/>
-        </w:rPr>
-        <w:t>Central Bank of Armenia and a Level One student at the Global Forecasting School.</w:t>
-      </w:r>
-    </w:p>
-    <w:p>
-      <w:pPr>
-        <w:jc w:val="both"/>
-      </w:pPr>
-      <w:r>
-        <w:t>Today I’d like to walk you through how a modern Monetary Policy Department is organized under the FPAS Mark II framework, and how different roles work together to support high-quality forecasting, analysis, and decision making.</w:t>
-      </w:r>
-    </w:p>
-    <w:p>
-      <w:pPr>
-        <w:jc w:val="both"/>
-      </w:pPr>
-      <w:r>
-        <w:t>At the top of this structure is the Chief Economist, who also serves as the Head of the Monetary Policy Department. The Chief Economist is responsible for making sure all of the central bank’s analytical resources—people, models, data, and time—are used efficiently to support the FPAS Mark II process. This person leads the main projects and processes in the department, and on a rotating basis coordinates and leads one of the quarterly projection rounds. The Chief Economist is also a key bridge between the Board and the staff, giving direction to the rest of the leadership team, including the Director of Operations and group managers, on both analytical and human-capital matters. To succeed in this role, the Chief Economist needs not only unquestionable macroeconomic expertise and a deep understanding of monetary policy, but also the ability to manage, lead, and inspire people every day.</w:t>
-      </w:r>
-    </w:p>
-    <w:p>
-      <w:pPr>
-        <w:jc w:val="both"/>
-      </w:pPr>
-      <w:r>
-        <w:t xml:space="preserve">Supporting the Chief Economist is the Deputy Head of the Monetary Policy Department, also referred to as the Director of Operations. This is a highly skilled macroeconomist who focuses on the operational side of the department. The Director of Operations manages the department’s core assets—its models, documentation, data, and procedures—oversees how staff are allocated across tasks, and helps shape training, testing, and feedback processes. This role also involves building platforms for knowledge sharing, such as brown-bag lunches, seminars, workshops, and conferences, and coordinating closely with other parts of the central bank, from IT, cybersecurity, and HR to statistics, research, and financial stability. In many ways, the Director of Operations is </w:t>
-      </w:r>
-      <w:r>
+          <w:color w:val="000000" w:themeColor="text1"/>
+        </w:rPr>
+      </w:pPr>
+      <w:r>
+        <w:rPr>
+          <w:b/>
+          <w:bCs/>
+          <w:color w:val="000000" w:themeColor="text1"/>
+        </w:rPr>
+        <w:t>November 2025</w:t>
+      </w:r>
+    </w:p>
+    <w:p>
+      <w:pPr>
+        <w:rPr>
+          <w:b/>
+          <w:bCs/>
+          <w:color w:val="000000" w:themeColor="text1"/>
+        </w:rPr>
+      </w:pPr>
+    </w:p>
+    <w:p>
+      <w:pPr>
+        <w:rPr>
+          <w:b/>
+          <w:bCs/>
+          <w:color w:val="000000" w:themeColor="text1"/>
+        </w:rPr>
+      </w:pPr>
+      <w:r>
+        <w:rPr>
+          <w:b/>
+          <w:bCs/>
+          <w:color w:val="000000" w:themeColor="text1"/>
+        </w:rPr>
+        <w:t>Note</w:t>
+      </w:r>
+    </w:p>
+    <w:p>
+      <w:pPr>
+        <w:jc w:val="both"/>
+        <w:rPr>
+          <w:color w:val="000000" w:themeColor="text1"/>
+        </w:rPr>
+      </w:pPr>
+    </w:p>
+    <w:p>
+      <w:pPr>
+        <w:jc w:val="both"/>
+        <w:rPr>
+          <w:color w:val="000000" w:themeColor="text1"/>
+        </w:rPr>
+      </w:pPr>
+      <w:r>
+        <w:rPr>
+          <w:color w:val="000000" w:themeColor="text1"/>
+        </w:rPr>
+        <w:t xml:space="preserve">Under FPAS Mark II, good monetary policy depends not only on analytical tools and scenario design but also on how people learn, develop, how are </w:t>
+      </w:r>
+      <w:proofErr w:type="spellStart"/>
+      <w:r>
+        <w:rPr>
+          <w:color w:val="000000" w:themeColor="text1"/>
+        </w:rPr>
+        <w:t>theye</w:t>
+      </w:r>
+      <w:proofErr w:type="spellEnd"/>
+      <w:r>
+        <w:rPr>
+          <w:color w:val="000000" w:themeColor="text1"/>
+        </w:rPr>
+        <w:t xml:space="preserve"> organized, and how performance is cultivated. A modern forecasting and policy system must be supported by an organizational structure that uses scarce human capital efficiently, distributes workload fairly, and creates continuous opportunities for learning and development. In this sense, FPAS Mark II </w:t>
+      </w:r>
+      <w:proofErr w:type="spellStart"/>
+      <w:r>
+        <w:rPr>
+          <w:color w:val="000000" w:themeColor="text1"/>
+        </w:rPr>
+        <w:t>treats</w:t>
+      </w:r>
+      <w:proofErr w:type="spellEnd"/>
+      <w:r>
+        <w:rPr>
+          <w:color w:val="000000" w:themeColor="text1"/>
+        </w:rPr>
+        <w:t xml:space="preserve"> organization and performance management as essential components of the prudent risk-management framework.</w:t>
+      </w:r>
+    </w:p>
+    <w:p>
+      <w:pPr>
+        <w:jc w:val="both"/>
+        <w:rPr>
+          <w:b/>
+          <w:bCs/>
+          <w:color w:val="000000" w:themeColor="text1"/>
+        </w:rPr>
+      </w:pPr>
+      <w:r>
+        <w:rPr>
+          <w:b/>
+          <w:bCs/>
+          <w:color w:val="000000" w:themeColor="text1"/>
+        </w:rPr>
+        <w:t>1. Organizational Structure: Roles and Responsibilities</w:t>
+      </w:r>
+    </w:p>
+    <w:p>
+      <w:pPr>
+        <w:jc w:val="both"/>
+        <w:rPr>
+          <w:color w:val="000000" w:themeColor="text1"/>
+        </w:rPr>
+      </w:pPr>
+      <w:r>
+        <w:rPr>
+          <w:color w:val="000000" w:themeColor="text1"/>
+        </w:rPr>
+        <w:t>The structure surrounding the policy round is deliberately designed to ensure both clarity of responsibility and collaboration across teams.</w:t>
+      </w:r>
+    </w:p>
+    <w:p>
+      <w:pPr>
+        <w:jc w:val="both"/>
+        <w:rPr>
+          <w:color w:val="000000" w:themeColor="text1"/>
+        </w:rPr>
+      </w:pPr>
+      <w:r>
+        <w:rPr>
+          <w:color w:val="000000" w:themeColor="text1"/>
+        </w:rPr>
+        <w:t xml:space="preserve">The </w:t>
+      </w:r>
+      <w:proofErr w:type="spellStart"/>
+      <w:r>
+        <w:rPr>
+          <w:b/>
+          <w:bCs/>
+          <w:color w:val="000000" w:themeColor="text1"/>
+        </w:rPr>
+        <w:t>The</w:t>
+      </w:r>
+      <w:proofErr w:type="spellEnd"/>
+      <w:r>
+        <w:rPr>
+          <w:b/>
+          <w:bCs/>
+          <w:color w:val="000000" w:themeColor="text1"/>
+        </w:rPr>
+        <w:t xml:space="preserve"> Chief Economist </w:t>
+      </w:r>
+      <w:r>
+        <w:rPr>
+          <w:color w:val="000000" w:themeColor="text1"/>
+        </w:rPr>
+        <w:t>oversees the organization of the policy round, manages internal communication, structures the rotation of staff across teams, and ensures that the analytical, operational, and communication components of the round are executed smoothly and coherently.</w:t>
+      </w:r>
+      <w:r>
+        <w:rPr>
+          <w:b/>
+          <w:bCs/>
+          <w:color w:val="000000" w:themeColor="text1"/>
+        </w:rPr>
+        <w:t xml:space="preserve"> </w:t>
+      </w:r>
+      <w:r>
+        <w:rPr>
+          <w:color w:val="000000" w:themeColor="text1"/>
+        </w:rPr>
+        <w:t xml:space="preserve">The </w:t>
+      </w:r>
+      <w:r>
+        <w:rPr>
+          <w:b/>
+          <w:bCs/>
+          <w:color w:val="000000" w:themeColor="text1"/>
+        </w:rPr>
+        <w:t>Director of Operations</w:t>
+      </w:r>
+      <w:r>
+        <w:rPr>
+          <w:color w:val="000000" w:themeColor="text1"/>
+        </w:rPr>
+        <w:t xml:space="preserve"> oversees the execution of the policy cycle, aligning analytical work with institutional timelines and coordinating resources across teams. </w:t>
+      </w:r>
+      <w:r>
+        <w:rPr>
+          <w:b/>
+          <w:bCs/>
+          <w:color w:val="000000" w:themeColor="text1"/>
+        </w:rPr>
+        <w:t>Group Managers</w:t>
+      </w:r>
+      <w:r>
+        <w:rPr>
+          <w:color w:val="000000" w:themeColor="text1"/>
+        </w:rPr>
+        <w:t xml:space="preserve"> supervise the development of staff, guide analytical priorities, and ensure that the work produced meets the standards of the FPAS Mark II framework.</w:t>
+      </w:r>
+    </w:p>
+    <w:p>
+      <w:pPr>
+        <w:jc w:val="both"/>
+        <w:rPr>
+          <w:color w:val="000000" w:themeColor="text1"/>
+        </w:rPr>
+      </w:pPr>
+      <w:r>
+        <w:rPr>
+          <w:color w:val="000000" w:themeColor="text1"/>
+        </w:rPr>
+        <w:t xml:space="preserve">At the core of each 29-day cycle are the </w:t>
+      </w:r>
+      <w:r>
+        <w:rPr>
+          <w:b/>
+          <w:bCs/>
+          <w:color w:val="000000" w:themeColor="text1"/>
+        </w:rPr>
+        <w:t>Projection Round Teams</w:t>
+      </w:r>
+      <w:r>
+        <w:rPr>
+          <w:color w:val="000000" w:themeColor="text1"/>
+        </w:rPr>
+        <w:t xml:space="preserve">, composed of two of the four MPD teams. One team takes the lead in running the projections, preparing scenarios, and supporting Board deliberations. The second team provides tactical </w:t>
+      </w:r>
+      <w:r>
+        <w:rPr>
+          <w:color w:val="000000" w:themeColor="text1"/>
+        </w:rPr>
         <w:lastRenderedPageBreak/>
-        <w:t>the best of the group managers: someone who is technically strong but also excels at organizing work and supporting others so that the whole system runs smoothly.</w:t>
-      </w:r>
-    </w:p>
-    <w:p>
-      <w:pPr>
-        <w:jc w:val="both"/>
-      </w:pPr>
-      <w:r>
-        <w:t>Working with them are the administrative group managers. These are advanced macroeconomists who have mastered the core competencies of FPAS Mark II and reached higher certification levels. But what truly defines their role is not just technical ability; it’s their skill in managing people and developing human capital. We think of managers not as “bosses” in a narrow sense, but as leaders who coach staff, help them grow, and create a supportive team culture. Group managers still do analytical work themselves, but a significant share of their time goes into training and coaching staff during the FPAS process, collaborating with them on products, helping to manage resources across teams, and providing ongoing feedback, including performance reviews and updates of job responsibilities. To be effective, they need to be inspirational, people-oriented, and committed to building one-on-one relationships, fostering teamwork and collegiality, and helping others succeed. This is not about being the smartest economist in the room; it’s about nurturing a strong, healthy, high-performing team.</w:t>
-      </w:r>
-    </w:p>
-    <w:p>
-      <w:pPr>
-        <w:jc w:val="both"/>
-      </w:pPr>
-      <w:r>
-        <w:t xml:space="preserve">At the core of the department are the macroeconomists. They are the engine of FPAS Mark II and form the foundation of the team’s analytical capacity. Macroeconomists are responsible for building and running models, drafting monetary policy reports, conducting cutting-edge research on key macroeconomic topics, and performing current analysis and scenario building. To operate at FPAS Mark II standards, they must be on track to becoming among the best in the world at what they do. This means having strong skills in current analysis, scenario design and policy analysis, clear communication, and modern macroeconomic theory and practice. They are expected to be fluent in both Armenian and English, have excellent command of advanced mathematics, and at least a working knowledge of coding languages such as R, Python, </w:t>
-      </w:r>
-      <w:proofErr w:type="spellStart"/>
-      <w:r>
-        <w:t>Matlab</w:t>
-      </w:r>
-      <w:proofErr w:type="spellEnd"/>
-      <w:r>
-        <w:t>, or Julia. Underlying all of this is the most important trait: critical thinking. FPAS Mark II macroeconomists cannot simply accept that “the model says X, therefore it must be true,” or that a finding is correct just because famous economists have written about it. They must develop and defend their own views through rigorous reasoning and empirical analysis.</w:t>
-      </w:r>
-    </w:p>
-    <w:p>
-      <w:pPr>
-        <w:jc w:val="both"/>
-      </w:pPr>
-      <w:r>
-        <w:t xml:space="preserve">In addition to the internal staff, the framework also makes space for discrete project-based contract hires. Not all highly skilled macroeconomists, statisticians, or modelers can or want to commit to a full-time career path within the MPD, which requires being a team player and investing heavily in communication skills. However, their specific expertise can still be extremely valuable. To capture this, the department can bring such experts in for fixed-term projects, especially when highly specialized skills are needed </w:t>
-      </w:r>
-      <w:r>
+        <w:t>support—data work, cross-checks, and targeted analysis—to allow the lead team to concentrate on scenario construction and policy-relevant storytelling.</w:t>
+      </w:r>
+    </w:p>
+    <w:p>
+      <w:pPr>
+        <w:jc w:val="both"/>
+        <w:rPr>
+          <w:color w:val="000000" w:themeColor="text1"/>
+        </w:rPr>
+      </w:pPr>
+      <w:r>
+        <w:rPr>
+          <w:color w:val="000000" w:themeColor="text1"/>
+        </w:rPr>
+        <w:t xml:space="preserve">Within the lead team, the </w:t>
+      </w:r>
+      <w:r>
+        <w:rPr>
+          <w:b/>
+          <w:bCs/>
+          <w:color w:val="000000" w:themeColor="text1"/>
+        </w:rPr>
+        <w:t>Production Coordinator</w:t>
+      </w:r>
+      <w:r>
+        <w:rPr>
+          <w:color w:val="000000" w:themeColor="text1"/>
+        </w:rPr>
+        <w:t xml:space="preserve"> (chosen on a rotating basis) acts as the round’s analytical anchor. The Coordinator guides daily work, sets priorities, runs production meetings, and is responsible for the narrative and technical quality of the scenarios that will eventually appear in the Monetary Policy Report.</w:t>
+      </w:r>
+    </w:p>
+    <w:p>
+      <w:pPr>
+        <w:jc w:val="both"/>
+        <w:rPr>
+          <w:color w:val="000000" w:themeColor="text1"/>
+        </w:rPr>
+      </w:pPr>
+      <w:r>
+        <w:rPr>
+          <w:color w:val="000000" w:themeColor="text1"/>
+        </w:rPr>
+        <w:t xml:space="preserve">During the early stages of each round, two senior staff from the lead team serve as </w:t>
+      </w:r>
+      <w:r>
+        <w:rPr>
+          <w:b/>
+          <w:bCs/>
+          <w:color w:val="000000" w:themeColor="text1"/>
+        </w:rPr>
+        <w:t>Board Coordinators</w:t>
+      </w:r>
+      <w:r>
+        <w:rPr>
+          <w:color w:val="000000" w:themeColor="text1"/>
+        </w:rPr>
+        <w:t>. Their task is to help Board members translate their concerns and risks into Initial Macroeconomic Risk Assessments—the one-page narratives that form the backbone of the Taxonomy of Scenarios. Coordinators meet individually with Board members, help structure ideas, ensure alignment with the 3R principle, and prepare drafts in both Armenian and English.</w:t>
+      </w:r>
+    </w:p>
+    <w:p>
+      <w:pPr>
+        <w:jc w:val="both"/>
+        <w:rPr>
+          <w:color w:val="000000" w:themeColor="text1"/>
+        </w:rPr>
+      </w:pPr>
+      <w:r>
+        <w:rPr>
+          <w:color w:val="000000" w:themeColor="text1"/>
+        </w:rPr>
+        <w:t>This organizational structure ensures a tight partnership between decision-makers and staff, reinforcing the principle that structured analysis and informed judgment must evolve together.</w:t>
+      </w:r>
+    </w:p>
+    <w:p>
+      <w:pPr>
+        <w:jc w:val="both"/>
+        <w:rPr>
+          <w:b/>
+          <w:bCs/>
+          <w:color w:val="000000" w:themeColor="text1"/>
+        </w:rPr>
+      </w:pPr>
+      <w:r>
+        <w:rPr>
+          <w:b/>
+          <w:bCs/>
+          <w:color w:val="000000" w:themeColor="text1"/>
+        </w:rPr>
+        <w:t>2.Rotation Across Roles and Teams</w:t>
+      </w:r>
+    </w:p>
+    <w:p>
+      <w:pPr>
+        <w:jc w:val="both"/>
+        <w:rPr>
+          <w:color w:val="000000" w:themeColor="text1"/>
+        </w:rPr>
+      </w:pPr>
+      <w:r>
+        <w:rPr>
+          <w:color w:val="000000" w:themeColor="text1"/>
+        </w:rPr>
+        <w:t>FPAS Mark II relies on rotation as a deliberate institutional mechanism. Rotation serves several purposes: it prevents bottlenecks, reduces concentration of expertise, spreads institutional knowledge, and accelerates the development of staff.</w:t>
+      </w:r>
+    </w:p>
+    <w:p>
+      <w:pPr>
+        <w:jc w:val="both"/>
+        <w:rPr>
+          <w:color w:val="000000" w:themeColor="text1"/>
+        </w:rPr>
+      </w:pPr>
+      <w:r>
+        <w:rPr>
+          <w:color w:val="000000" w:themeColor="text1"/>
+        </w:rPr>
+        <w:t>Each MPD team leads the policy round once per year, serves as a support team once per year, and devotes the remaining two quarters to research, model development, and analytical strengthening. This rhythm ensures that every economist cycles through periods of intense production, deep learning, and technical refinement.</w:t>
+      </w:r>
+    </w:p>
+    <w:p>
+      <w:pPr>
+        <w:jc w:val="both"/>
+        <w:rPr>
+          <w:color w:val="000000" w:themeColor="text1"/>
+        </w:rPr>
+      </w:pPr>
+      <w:r>
+        <w:rPr>
+          <w:color w:val="000000" w:themeColor="text1"/>
+        </w:rPr>
+        <w:t>Rotation also applies within teams. The role of Production Coordinator moves from one Team Lead to another each round, providing repeated opportunities to manage a full FPAS cycle and present directly to the Board. Likewise, the responsibility of Board Coordination rotates among Level 2 and Level 3 economists, giving them hands-on experience in translating Board concerns into policy-relevant narratives.</w:t>
+      </w:r>
+    </w:p>
+    <w:p>
+      <w:pPr>
+        <w:jc w:val="both"/>
+        <w:rPr>
+          <w:color w:val="000000" w:themeColor="text1"/>
+        </w:rPr>
+      </w:pPr>
+      <w:r>
+        <w:rPr>
+          <w:color w:val="000000" w:themeColor="text1"/>
+        </w:rPr>
+        <w:t>This rotation system is not only practical—it is cultural. It promotes shared ownership of the framework, avoids over-reliance on individual staff members, and strengthens the department’s capacity to withstand turnover. It also enhances motivation, collaboration, and morale: every team knows that their opportunity to lead, contribute, and grow is guaranteed and built into the structure of the year.</w:t>
+      </w:r>
+    </w:p>
+    <w:p>
+      <w:pPr>
+        <w:jc w:val="both"/>
+        <w:rPr>
+          <w:b/>
+          <w:bCs/>
+          <w:color w:val="000000" w:themeColor="text1"/>
+        </w:rPr>
+      </w:pPr>
+      <w:r>
+        <w:rPr>
+          <w:b/>
+          <w:bCs/>
+          <w:color w:val="000000" w:themeColor="text1"/>
+        </w:rPr>
         <w:lastRenderedPageBreak/>
-        <w:t>that the internal team does not yet fully possess, or when time and resources are constrained. These contract hires might come from other central banks, international financial institutions, universities, or research institutions abroad. They can help with model development, specialized analysis, or programming, and an equally important contribution is the training and research collaboration they provide to the FPAS team.</w:t>
-      </w:r>
-    </w:p>
-    <w:p>
-      <w:pPr>
-        <w:jc w:val="both"/>
-      </w:pPr>
-      <w:r>
-        <w:t>A crucial part of this organizational structure is how staff are arranged during projection rounds. The Monetary Policy Department is organized into four teams, each made up of six macroeconomists. During each projection round, two of these teams are actively involved. One team takes the lead and does the “heavy lifting” by building and running the main scenarios—Case A, Case B, and, when necessary, additional cases like Case X or Y. They also draft the sections of the Monetary Policy Report that correspond to these scenarios and assist in preparing the Board presentation. The second team plays a supporting role, providing tactical and technical support, and helping the lead team where needed. Each round is led by a Projection Round Team Lead, chosen on a rotational basis, who serves as the thought leader for that cycle and is responsible for guiding the team through the daily work of the projection round and presenting content to the Board. This role is different from that of the group managers: the Team Lead’s focus is on leading the analysis and narrative of the round, while group managers focus on people and resource management. Throughout the round, the Team Lead also receives support and guidance from the Chief Economist.</w:t>
-      </w:r>
-    </w:p>
-    <w:p>
-      <w:pPr>
-        <w:jc w:val="both"/>
-      </w:pPr>
-      <w:r>
-        <w:t xml:space="preserve">Within the leading six-person team, responsibilities are structured carefully. Four macroeconomists are assigned to work on the case scenarios and take full ownership of the scenario-building process, as well as the relevant sections of the Monetary Policy Report. The remaining two members of the team serve as coordinators for individual Board members. They work directly with Board members from the </w:t>
-      </w:r>
-      <w:proofErr w:type="spellStart"/>
-      <w:r>
-        <w:t>kickoff</w:t>
-      </w:r>
-      <w:proofErr w:type="spellEnd"/>
-      <w:r>
-        <w:t xml:space="preserve"> meeting through to decision day, helping to translate the Board’s concerns, ideas, and views into clear, structured one-page narratives that capture their understanding of the economy, the main drivers, and possible policy responses. These one-pagers are drafted in both the native language and English where relevant, and then submitted to the Chief Economist and the rest of the projection team, ensuring that the Board’s perspectives are properly integrated into the scenarios and policy discussions.</w:t>
-      </w:r>
-    </w:p>
-    <w:p>
-      <w:pPr>
-        <w:jc w:val="both"/>
-      </w:pPr>
-      <w:r>
-        <w:t xml:space="preserve">After the projection round is completed, the case scenarios are locked in, the policy decision is taken, and the Monetary Policy Report is published. At that point, the round is formally over, and the focus shifts to preparing for the next policy cycle. The team that served as the back-up in the previous round now becomes the lead team for the upcoming projection. During the intervening period they take the lead in weekly </w:t>
-      </w:r>
-      <w:r>
-        <w:lastRenderedPageBreak/>
-        <w:t xml:space="preserve">macroeconomic monitoring meetings, prepare key analysis and stories that will feed into the next </w:t>
-      </w:r>
-      <w:proofErr w:type="spellStart"/>
-      <w:r>
-        <w:t>kickoff</w:t>
-      </w:r>
-      <w:proofErr w:type="spellEnd"/>
-      <w:r>
-        <w:t xml:space="preserve"> meeting, and continue work on research and improvements to the analytical toolkit. Over the course of a year, each of the four teams will lead a projection round once, serve as back-up once, and spend two quarters primarily on forward-looking work such as research, current analysis, and toolkit development. This rotation helps sustain the process over time, enhances productivity and efficiency, and supports a culture of collaboration, learning, and motivation across the department.</w:t>
-      </w:r>
-    </w:p>
-    <w:p>
-      <w:pPr>
-        <w:jc w:val="both"/>
-      </w:pPr>
-      <w:r>
-        <w:t>This is the essence of how FPAS Mark II envisions a modern Monetary Policy Department: with clearly defined, complementary roles; strong leadership; deep technical capacity; and a culture built on learning, critical thinking, and teamwork. Thank you for watching, and I hope this gives you a clearer picture of how all of these roles come together to support effective monetary policy.</w:t>
-      </w:r>
-    </w:p>
-    <w:p>
-      <w:pPr>
-        <w:jc w:val="both"/>
-      </w:pPr>
-    </w:p>
-    <w:p>
-      <w:pPr>
-        <w:rPr>
-          <w:b/>
-          <w:bCs/>
-        </w:rPr>
-      </w:pPr>
-      <w:r>
-        <w:rPr>
-          <w:b/>
-          <w:bCs/>
+        <w:t>3.Performance Management and Development</w:t>
+      </w:r>
+    </w:p>
+    <w:p>
+      <w:pPr>
+        <w:jc w:val="both"/>
+        <w:rPr>
+          <w:color w:val="000000" w:themeColor="text1"/>
+        </w:rPr>
+      </w:pPr>
+      <w:r>
+        <w:rPr>
+          <w:color w:val="000000" w:themeColor="text1"/>
+        </w:rPr>
+        <w:t>Performance management under FPAS Mark II is tightly linked to the department’s human-capital framework. Economists progress through the formal GFS levels—each defined by clear standards for analysis, scenario building, communication, research, and leadership. Advancement is tied to documented evidence, not impressions or tenure, ensuring transparency and fairness.</w:t>
+      </w:r>
+    </w:p>
+    <w:p>
+      <w:pPr>
+        <w:jc w:val="both"/>
+        <w:rPr>
+          <w:color w:val="000000" w:themeColor="text1"/>
+        </w:rPr>
+      </w:pPr>
+      <w:r>
+        <w:rPr>
+          <w:color w:val="000000" w:themeColor="text1"/>
+        </w:rPr>
+        <w:t>This structure transforms performance management into a continuous process rather than an annual event. Weekly analytical briefings, production-round presentations, scenario meetings, internal and external seminars all provide opportunities for real-time feedback. Economists receive guidance from managers, senior analysts, advisors, the Chief Economist, and peers, creating a workplace where feedback is not episodic but woven into daily practice. This culture is reinforced through the Dynamic Learning Environment, which values initiative, collaboration, constructive critique, and accountability.</w:t>
+      </w:r>
+    </w:p>
+    <w:p>
+      <w:pPr>
+        <w:jc w:val="both"/>
+        <w:rPr>
+          <w:color w:val="000000" w:themeColor="text1"/>
+        </w:rPr>
+      </w:pPr>
+      <w:r>
+        <w:rPr>
+          <w:color w:val="000000" w:themeColor="text1"/>
+        </w:rPr>
+        <w:t>Crucially, performance standards are aligned with the FPAS Mark II philosophy: economists are judged not only on their technical work, but on their ability to identify risks, articulate scenarios, communicate uncertainty clearly, and contribute to structured deliberation.</w:t>
+      </w:r>
+    </w:p>
+    <w:p>
+      <w:pPr>
+        <w:jc w:val="both"/>
+        <w:rPr>
+          <w:color w:val="000000" w:themeColor="text1"/>
+        </w:rPr>
+      </w:pPr>
+    </w:p>
+    <w:p>
+      <w:pPr>
+        <w:rPr>
+          <w:b/>
+          <w:bCs/>
+          <w:color w:val="000000" w:themeColor="text1"/>
+        </w:rPr>
+      </w:pPr>
+      <w:r>
+        <w:rPr>
+          <w:b/>
+          <w:bCs/>
+          <w:color w:val="000000" w:themeColor="text1"/>
         </w:rPr>
         <w:t>Literature &amp; Further Reading</w:t>
       </w:r>
@@ -272,11 +564,15 @@
           <w:numId w:val="4"/>
         </w:numPr>
         <w:jc w:val="both"/>
+        <w:rPr>
+          <w:color w:val="000000" w:themeColor="text1"/>
+        </w:rPr>
       </w:pPr>
       <w:hyperlink r:id="rId7" w:tgtFrame="_blank" w:history="1">
         <w:r>
           <w:rPr>
             <w:rStyle w:val="Hyperlink"/>
+            <w:color w:val="000000" w:themeColor="text1"/>
             <w:lang w:val="de-CH"/>
           </w:rPr>
           <w:t>Archer, D., Galstyan, M., &amp; Laxton, D. (2022). </w:t>
@@ -286,12 +582,14 @@
             <w:rStyle w:val="Hyperlink"/>
             <w:i/>
             <w:iCs/>
+            <w:color w:val="000000" w:themeColor="text1"/>
           </w:rPr>
           <w:t>FPAS Mark II: Avoiding Dark Corners and Eliminating the Folly in Baselines and Local Approximations.</w:t>
         </w:r>
         <w:r>
           <w:rPr>
             <w:rStyle w:val="Hyperlink"/>
+            <w:color w:val="000000" w:themeColor="text1"/>
           </w:rPr>
           <w:t> Central Bank of Armenia Working Paper 2022/03.</w:t>
         </w:r>
@@ -299,47 +597,56 @@
     </w:p>
     <w:p>
       <w:pPr>
+        <w:pStyle w:val="ListParagraph"/>
         <w:numPr>
           <w:ilvl w:val="0"/>
           <w:numId w:val="4"/>
         </w:numPr>
-        <w:jc w:val="both"/>
+        <w:spacing w:before="227" w:line="312" w:lineRule="auto"/>
+        <w:jc w:val="both"/>
+        <w:rPr>
+          <w:color w:val="000000" w:themeColor="text1"/>
+        </w:rPr>
+      </w:pPr>
+      <w:r>
+        <w:rPr>
+          <w:color w:val="000000" w:themeColor="text1"/>
+        </w:rPr>
+        <w:t>Laxton, D., Avetisyan, H. and Avagyan, V.. December 2025.</w:t>
+      </w:r>
+      <w:r>
+        <w:rPr>
+          <w:color w:val="000000" w:themeColor="text1"/>
+          <w:spacing w:val="80"/>
+        </w:rPr>
+        <w:t xml:space="preserve"> </w:t>
+      </w:r>
+      <w:r>
+        <w:rPr>
+          <w:iCs/>
+          <w:color w:val="000000" w:themeColor="text1"/>
+        </w:rPr>
+        <w:t>Prudent Risk Management Approach to Price Stability: Theory and Practice of FPAS Mark II at the Central Bank of Armenia. Unpublished Working Draft.</w:t>
+      </w:r>
+    </w:p>
+    <w:p>
+      <w:pPr>
+        <w:pStyle w:val="ListParagraph"/>
+        <w:numPr>
+          <w:ilvl w:val="0"/>
+          <w:numId w:val="4"/>
+        </w:numPr>
+        <w:spacing w:before="227" w:line="312" w:lineRule="auto"/>
+        <w:jc w:val="both"/>
+        <w:rPr>
+          <w:color w:val="000000" w:themeColor="text1"/>
+        </w:rPr>
       </w:pPr>
       <w:hyperlink r:id="rId8" w:tgtFrame="_blank" w:history="1">
         <w:r>
           <w:rPr>
             <w:rStyle w:val="Hyperlink"/>
-          </w:rPr>
-          <w:t>Laxton, D., Galstyan, M., &amp; Avagyan, V. (eds.) (2025). </w:t>
-        </w:r>
-        <w:r>
-          <w:rPr>
-            <w:rStyle w:val="Hyperlink"/>
-            <w:i/>
-            <w:iCs/>
-          </w:rPr>
-          <w:t>The Prudent Risk Management Approach to Monetary Policy.</w:t>
-        </w:r>
-        <w:r>
-          <w:rPr>
-            <w:rStyle w:val="Hyperlink"/>
-          </w:rPr>
-          <w:t> Central Bank of Armenia.</w:t>
-        </w:r>
-      </w:hyperlink>
-    </w:p>
-    <w:p>
-      <w:pPr>
-        <w:numPr>
-          <w:ilvl w:val="0"/>
-          <w:numId w:val="4"/>
-        </w:numPr>
-        <w:jc w:val="both"/>
-      </w:pPr>
-      <w:hyperlink r:id="rId9" w:tgtFrame="_blank" w:history="1">
-        <w:r>
-          <w:rPr>
-            <w:rStyle w:val="Hyperlink"/>
+            <w:color w:val="000000" w:themeColor="text1"/>
           </w:rPr>
           <w:t>Kostanyan, A., Laxton, D., &amp; Romero, J. V. (2022). </w:t>
         </w:r>
@@ -348,12 +655,14 @@
             <w:rStyle w:val="Hyperlink"/>
             <w:i/>
             <w:iCs/>
+            <w:color w:val="000000" w:themeColor="text1"/>
           </w:rPr>
           <w:t>FPAS Mark I: Central Bank Transparency and Credibility Measures.</w:t>
         </w:r>
         <w:r>
           <w:rPr>
             <w:rStyle w:val="Hyperlink"/>
+            <w:color w:val="000000" w:themeColor="text1"/>
           </w:rPr>
           <w:t> CBA Working Paper 2022/05. October 31, 2022.</w:t>
         </w:r>
@@ -361,10 +670,301 @@
     </w:p>
     <w:p>
       <w:pPr>
-        <w:jc w:val="both"/>
-      </w:pPr>
-    </w:p>
-    <w:p/>
+        <w:numPr>
+          <w:ilvl w:val="0"/>
+          <w:numId w:val="4"/>
+        </w:numPr>
+        <w:jc w:val="both"/>
+        <w:rPr>
+          <w:color w:val="000000" w:themeColor="text1"/>
+        </w:rPr>
+      </w:pPr>
+      <w:r>
+        <w:rPr>
+          <w:color w:val="000000" w:themeColor="text1"/>
+        </w:rPr>
+        <w:t>CBA Academy. 2025. </w:t>
+      </w:r>
+      <w:hyperlink r:id="rId9" w:tgtFrame="_blank" w:history="1">
+        <w:r>
+          <w:rPr>
+            <w:rStyle w:val="Hyperlink"/>
+            <w:i/>
+            <w:iCs/>
+            <w:color w:val="000000" w:themeColor="text1"/>
+          </w:rPr>
+          <w:t>Onboarding Platform.</w:t>
+        </w:r>
+        <w:r>
+          <w:rPr>
+            <w:rStyle w:val="Hyperlink"/>
+            <w:color w:val="000000" w:themeColor="text1"/>
+          </w:rPr>
+          <w:t> </w:t>
+        </w:r>
+      </w:hyperlink>
+      <w:r>
+        <w:rPr>
+          <w:color w:val="000000" w:themeColor="text1"/>
+        </w:rPr>
+        <w:t xml:space="preserve">Central Bank of Armenia, </w:t>
+      </w:r>
+      <w:r>
+        <w:rPr>
+          <w:color w:val="000000" w:themeColor="text1"/>
+        </w:rPr>
+        <w:t>December 2025</w:t>
+      </w:r>
+      <w:r>
+        <w:rPr>
+          <w:color w:val="000000" w:themeColor="text1"/>
+        </w:rPr>
+        <w:t>.</w:t>
+      </w:r>
+    </w:p>
+    <w:p>
+      <w:pPr>
+        <w:jc w:val="both"/>
+        <w:rPr>
+          <w:color w:val="000000" w:themeColor="text1"/>
+        </w:rPr>
+      </w:pPr>
+      <w:r>
+        <w:rPr>
+          <w:color w:val="000000" w:themeColor="text1"/>
+        </w:rPr>
+        <w:pict w14:anchorId="025587EE">
+          <v:rect id="_x0000_i1025" style="width:0;height:1.5pt" o:hralign="center" o:hrstd="t" o:hr="t" fillcolor="#a0a0a0" stroked="f"/>
+        </w:pict>
+      </w:r>
+    </w:p>
+    <w:p>
+      <w:pPr>
+        <w:rPr>
+          <w:b/>
+          <w:bCs/>
+          <w:color w:val="000000" w:themeColor="text1"/>
+        </w:rPr>
+      </w:pPr>
+      <w:r>
+        <w:rPr>
+          <w:b/>
+          <w:bCs/>
+          <w:color w:val="000000" w:themeColor="text1"/>
+        </w:rPr>
+        <w:lastRenderedPageBreak/>
+        <w:t>Script</w:t>
+      </w:r>
+    </w:p>
+    <w:p>
+      <w:pPr>
+        <w:jc w:val="both"/>
+        <w:rPr>
+          <w:color w:val="000000" w:themeColor="text1"/>
+        </w:rPr>
+      </w:pPr>
+    </w:p>
+    <w:p>
+      <w:pPr>
+        <w:jc w:val="both"/>
+        <w:rPr>
+          <w:color w:val="000000" w:themeColor="text1"/>
+        </w:rPr>
+      </w:pPr>
+      <w:r>
+        <w:rPr>
+          <w:color w:val="000000" w:themeColor="text1"/>
+        </w:rPr>
+        <w:t>Hello everyone, I’m Susanna Grigoryan, an economist at the Central Bank of Armenia and a Level One student at the Global Forecasting School. Welcome back to the CBA Academy Learning Hub. In today’s session, we’ll look at how FPAS Mark II organizes people, rotates responsibilities, and manages performance inside the Monetary Policy Department.</w:t>
+      </w:r>
+    </w:p>
+    <w:p>
+      <w:pPr>
+        <w:jc w:val="both"/>
+        <w:rPr>
+          <w:color w:val="000000" w:themeColor="text1"/>
+        </w:rPr>
+      </w:pPr>
+      <w:r>
+        <w:rPr>
+          <w:color w:val="000000" w:themeColor="text1"/>
+        </w:rPr>
+        <w:t>Under FPAS Mark I, most of the focus was on the analytical tools themselves—models, forecasts, and the baseline. FPAS Mark II recognizes something more fundamental: even the best analytical framework cannot function without the right organizational structure behind it. Good monetary policy depends not only on models and scenarios, but also on how economists are organized, how they move through roles, and how their skills are developed over time. Human capital is the backbone of the entire system.</w:t>
+      </w:r>
+    </w:p>
+    <w:p>
+      <w:pPr>
+        <w:jc w:val="both"/>
+        <w:rPr>
+          <w:color w:val="000000" w:themeColor="text1"/>
+        </w:rPr>
+      </w:pPr>
+      <w:r>
+        <w:rPr>
+          <w:color w:val="000000" w:themeColor="text1"/>
+        </w:rPr>
+        <w:t>The structure of the policy round under FPAS Mark II reflects this philosophy. The Chief Economist plays a central coordinating role. They organize the workflow during each 29-day cycle, assign responsibilities across teams, direct internal communication, and ensure that all analytical and operational components come together in a coherent, timely way. Alongside the Chief Economist, the Director of Operations ensures that the cycle runs efficiently and that teams have the support they need at each stage.</w:t>
+      </w:r>
+    </w:p>
+    <w:p>
+      <w:pPr>
+        <w:jc w:val="both"/>
+        <w:rPr>
+          <w:color w:val="000000" w:themeColor="text1"/>
+        </w:rPr>
+      </w:pPr>
+      <w:r>
+        <w:rPr>
+          <w:color w:val="000000" w:themeColor="text1"/>
+        </w:rPr>
+        <w:t>Group Managers oversee the work of their teams, guide the development of staff, and help maintain the analytical standards of the framework. Together, this leadership structure ensures that every part of the policy round—analysis, scenario building, briefing preparation, and communication—is aligned with the framework’s goals.</w:t>
+      </w:r>
+    </w:p>
+    <w:p>
+      <w:pPr>
+        <w:jc w:val="both"/>
+        <w:rPr>
+          <w:color w:val="000000" w:themeColor="text1"/>
+        </w:rPr>
+      </w:pPr>
+    </w:p>
+    <w:p>
+      <w:pPr>
+        <w:jc w:val="both"/>
+        <w:rPr>
+          <w:color w:val="000000" w:themeColor="text1"/>
+        </w:rPr>
+      </w:pPr>
+      <w:r>
+        <w:rPr>
+          <w:color w:val="000000" w:themeColor="text1"/>
+        </w:rPr>
+        <w:t xml:space="preserve">At the </w:t>
+      </w:r>
+      <w:proofErr w:type="spellStart"/>
+      <w:r>
+        <w:rPr>
+          <w:color w:val="000000" w:themeColor="text1"/>
+        </w:rPr>
+        <w:t>center</w:t>
+      </w:r>
+      <w:proofErr w:type="spellEnd"/>
+      <w:r>
+        <w:rPr>
+          <w:color w:val="000000" w:themeColor="text1"/>
+        </w:rPr>
+        <w:t xml:space="preserve"> of the FPAS Mark II process are the projection teams. Two of the four MPD teams participate in each policymaking round. One team leads the work, preparing scenarios, writing narratives, and carrying the main analytical responsibility. The second team provides tactical support—running checks, validating inputs, and producing additional analysis where needed. During the round, the Team Lead from the leading team serves as the Production Coordinator, guiding day-to-day work and steering the narrative and technical direction of the round.</w:t>
+      </w:r>
+    </w:p>
+    <w:p>
+      <w:pPr>
+        <w:jc w:val="both"/>
+        <w:rPr>
+          <w:color w:val="000000" w:themeColor="text1"/>
+        </w:rPr>
+      </w:pPr>
+      <w:r>
+        <w:rPr>
+          <w:color w:val="000000" w:themeColor="text1"/>
+        </w:rPr>
+        <w:t xml:space="preserve">In the early stages of the cycle, two experienced economists from the lead team take on the role of Board Coordinators. Their job is to work closely with Board members to translate their concerns and risks into the Initial Macroeconomic Risk Assessments—the </w:t>
+      </w:r>
+      <w:r>
+        <w:rPr>
+          <w:color w:val="000000" w:themeColor="text1"/>
+        </w:rPr>
+        <w:lastRenderedPageBreak/>
+        <w:t>one-page narratives that form the basis of the scenario taxonomy. These coordinators help structure ideas, ensure consistency with the 3R principle, and provide analytical support throughout the drafting process.</w:t>
+      </w:r>
+    </w:p>
+    <w:p>
+      <w:pPr>
+        <w:jc w:val="both"/>
+        <w:rPr>
+          <w:color w:val="000000" w:themeColor="text1"/>
+        </w:rPr>
+      </w:pPr>
+      <w:r>
+        <w:rPr>
+          <w:color w:val="000000" w:themeColor="text1"/>
+        </w:rPr>
+        <w:t>A defining feature of FPAS Mark II policy round is rotation. Each MPD team leads one policy round each year, supports once per year, and dedicates the remaining two quarters to research, model development, and strengthening the analytical toolkit. Within teams, responsibilities also rotate—Production Coordinator roles, Board Coordination duties, and leadership of specific tasks are shared over time. This structure prevents dependency on a small group of individuals and promotes a culture of shared ownership, collaboration, and continuous learning.</w:t>
+      </w:r>
+    </w:p>
+    <w:p>
+      <w:pPr>
+        <w:jc w:val="both"/>
+        <w:rPr>
+          <w:color w:val="000000" w:themeColor="text1"/>
+        </w:rPr>
+      </w:pPr>
+      <w:r>
+        <w:rPr>
+          <w:color w:val="000000" w:themeColor="text1"/>
+        </w:rPr>
+        <w:t>Performance management under FPAS Mark II is closely tied to the Global Forecasting School certification system. Economists advance through formal levels based on documented evidence—policy notes, research papers, presentations, and scenario contributions—not on tenure. Evaluation is continuous. Weekly analytical briefings, seminar discussions, and regular interactions with senior economists create an environment where feedback is frequent and meaningful. This helps staff grow steadily and ensures that the department’s human capital remains strong and dynamic.</w:t>
+      </w:r>
+    </w:p>
+    <w:p>
+      <w:pPr>
+        <w:jc w:val="both"/>
+        <w:rPr>
+          <w:color w:val="000000" w:themeColor="text1"/>
+        </w:rPr>
+      </w:pPr>
+      <w:r>
+        <w:rPr>
+          <w:color w:val="000000" w:themeColor="text1"/>
+        </w:rPr>
+        <w:t>Together, organization, rotation, and performance management form a critical part of the Prudent Risk Management Approach to Price Stability. They ensure that the analytical system remains sustainable, that staff develop rapidly, and that the institution can deliver disciplined, structured monetary policy in an uncertain world.</w:t>
+      </w:r>
+    </w:p>
+    <w:p>
+      <w:pPr>
+        <w:jc w:val="both"/>
+        <w:rPr>
+          <w:color w:val="000000" w:themeColor="text1"/>
+        </w:rPr>
+      </w:pPr>
+      <w:r>
+        <w:rPr>
+          <w:color w:val="000000" w:themeColor="text1"/>
+        </w:rPr>
+        <w:t xml:space="preserve">Thank you for watching, and I would like to acknowledge </w:t>
+      </w:r>
+      <w:r>
+        <w:rPr>
+          <w:b/>
+          <w:bCs/>
+          <w:color w:val="000000" w:themeColor="text1"/>
+        </w:rPr>
+        <w:t>Douglas Laxton, Jared Laxton, Asya Kostanyan, and Sopio Mkervalidze</w:t>
+      </w:r>
+      <w:r>
+        <w:rPr>
+          <w:color w:val="000000" w:themeColor="text1"/>
+        </w:rPr>
+        <w:t xml:space="preserve"> at the Global Forecasting School for their guidance and support in producing this video.</w:t>
+      </w:r>
+    </w:p>
+    <w:p>
+      <w:r>
+        <w:rPr>
+          <w:b/>
+          <w:bCs/>
+          <w:color w:val="000000" w:themeColor="text1"/>
+        </w:rPr>
+        <w:t>See you in the next session</w:t>
+      </w:r>
+      <w:r>
+        <w:rPr>
+          <w:b/>
+          <w:bCs/>
+          <w:color w:val="000000" w:themeColor="text1"/>
+        </w:rPr>
+        <w:t>!</w:t>
+      </w:r>
+    </w:p>
     <w:sectPr>
       <w:headerReference w:type="even" r:id="rId10"/>
       <w:headerReference w:type="default" r:id="rId11"/>
@@ -1935,6 +2535,7 @@
   <w:style w:type="character" w:default="1" w:styleId="DefaultParagraphFont">
     <w:name w:val="Default Paragraph Font"/>
     <w:uiPriority w:val="1"/>
+    <w:semiHidden/>
     <w:unhideWhenUsed/>
   </w:style>
   <w:style w:type="table" w:default="1" w:styleId="TableNormal">
